--- a/output/docx/fr/BUFRCREX_CodeFlag_fr_29.docx
+++ b/output/docx/fr/BUFRCREX_CodeFlag_fr_29.docx
@@ -414,7 +414,7 @@
                 <w:b w:val="0"/>
                 <w:sz w:val="16"/>
               </w:rPr>
-              <w:t>Note 65: Le type 4 de projection indique une grille cartesienne placee directement sur le cone de balayage defini par la portee azimutale du radar.</w:t>
+              <w:t>Note CF65: Le type 4 de projection indique une grille cartesienne placee directement sur le cone de balayage defini par la portee azimutale du radar.</w:t>
             </w:r>
           </w:p>
         </w:tc>
